--- a/applications/whs/documents/whs_word.docx
+++ b/applications/whs/documents/whs_word.docx
@@ -4,7 +4,7 @@
   <w:body>
     <w:p>
       <w:pPr>
-        <w:spacing w:after="80" w:before="0" w:line="288" w:lineRule="auto"/>
+        <w:spacing w:after="80"/>
         <w:jc w:val="center"/>
       </w:pPr>
       <w:r>
@@ -15,28 +15,12 @@
           <w:color w:val="0D6E6E"/>
           <w:sz w:val="24"/>
         </w:rPr>
-        <w:t>World Health Summit 2026 Youth Group Opportunity (Berlin)</w:t>
+        <w:t>World Health Summit 2026 — Youth Group Opportunity (Berlin)</w:t>
       </w:r>
     </w:p>
     <w:p>
       <w:pPr>
-        <w:spacing w:after="240" w:before="0" w:line="288" w:lineRule="auto"/>
-        <w:jc w:val="center"/>
-      </w:pPr>
-      <w:r>
-        <w:rPr>
-          <w:rFonts w:ascii="Calibri" w:hAnsi="Calibri" w:eastAsia="Calibri"/>
-          <w:b w:val="0"/>
-          <w:i w:val="0"/>
-          <w:color w:val="3A4A54"/>
-          <w:sz w:val="22"/>
-        </w:rPr>
-        <w:t>Win-Win Application Pack</w:t>
-      </w:r>
-    </w:p>
-    <w:p>
-      <w:pPr>
-        <w:spacing w:after="80" w:before="0" w:line="288" w:lineRule="auto"/>
+        <w:spacing w:after="80"/>
         <w:jc w:val="center"/>
       </w:pPr>
       <w:r>
@@ -47,28 +31,28 @@
           <w:color w:val="0A1F2E"/>
           <w:sz w:val="44"/>
         </w:rPr>
-        <w:t>FairBanks Youth Delegation to WHS 2026</w:t>
+        <w:t>FairBanks Youth Delegation Application</w:t>
       </w:r>
     </w:p>
     <w:p>
       <w:pPr>
-        <w:spacing w:after="80" w:before="0" w:line="288" w:lineRule="auto"/>
+        <w:spacing w:after="120"/>
         <w:jc w:val="center"/>
       </w:pPr>
       <w:r>
         <w:rPr>
           <w:rFonts w:ascii="Calibri" w:hAnsi="Calibri" w:eastAsia="Calibri"/>
-          <w:b/>
+          <w:b w:val="0"/>
           <w:i/>
           <w:color w:val="C45C26"/>
-          <w:sz w:val="24"/>
+          <w:sz w:val="26"/>
         </w:rPr>
-        <w:t>Complimentary group tickets for youth-led community health voices</w:t>
+        <w:t>Learning global prevention practice to strengthen community health at home</w:t>
       </w:r>
     </w:p>
     <w:p>
       <w:pPr>
-        <w:spacing w:after="200" w:before="0" w:line="288" w:lineRule="auto"/>
+        <w:spacing w:after="240"/>
         <w:jc w:val="center"/>
       </w:pPr>
       <w:r>
@@ -84,13 +68,12 @@
     </w:p>
     <w:p>
       <w:pPr>
-        <w:spacing w:before="80" w:after="40"/>
         <w:jc w:val="center"/>
       </w:pPr>
       <w:r>
         <w:drawing>
           <wp:inline xmlns:a="http://schemas.openxmlformats.org/drawingml/2006/main" xmlns:pic="http://schemas.openxmlformats.org/drawingml/2006/picture">
-            <wp:extent cx="5205224" cy="2926079"/>
+            <wp:extent cx="5486400" cy="3084141"/>
             <wp:docPr id="1" name="Picture 1"/>
             <wp:cNvGraphicFramePr>
               <a:graphicFrameLocks noChangeAspect="1"/>
@@ -111,7 +94,7 @@
                   <pic:spPr>
                     <a:xfrm>
                       <a:off x="0" y="0"/>
-                      <a:ext cx="5205224" cy="2926079"/>
+                      <a:ext cx="5486400" cy="3084141"/>
                     </a:xfrm>
                     <a:prstGeom prst="rect"/>
                   </pic:spPr>
@@ -124,7 +107,7 @@
     </w:p>
     <w:p>
       <w:pPr>
-        <w:spacing w:after="200" w:before="40" w:line="288" w:lineRule="auto"/>
+        <w:spacing w:after="200"/>
         <w:jc w:val="center"/>
       </w:pPr>
       <w:r>
@@ -135,341 +118,7 @@
           <w:color w:val="3A4A54"/>
           <w:sz w:val="18"/>
         </w:rPr>
-        <w:t>FairBanks Community Reach — Health for All — Obulamu eri Bonna · Afya kwa Wote · Oburamu bwa Boona</w:t>
-      </w:r>
-    </w:p>
-    <w:tbl>
-      <w:tblPr>
-        <w:tblW w:type="auto" w:w="0"/>
-        <w:jc w:val="center"/>
-        <w:tblLook w:firstColumn="1" w:firstRow="1" w:lastColumn="0" w:lastRow="0" w:noHBand="0" w:noVBand="1" w:val="04A0"/>
-      </w:tblPr>
-      <w:tblGrid>
-        <w:gridCol w:w="4896"/>
-        <w:gridCol w:w="4896"/>
-      </w:tblGrid>
-      <w:tr>
-        <w:tc>
-          <w:tcPr>
-            <w:tcW w:type="dxa" w:w="2304"/>
-            <w:shd w:fill="0D6E6E"/>
-            <w:tcBorders>
-              <w:top w:val="single" w:sz="8" w:color="0D6E6E"/>
-              <w:left w:val="single" w:sz="8" w:color="0D6E6E"/>
-              <w:bottom w:val="single" w:sz="8" w:color="0D6E6E"/>
-              <w:right w:val="single" w:sz="8" w:color="0D6E6E"/>
-            </w:tcBorders>
-          </w:tcPr>
-          <w:p>
-            <w:r/>
-            <w:r>
-              <w:rPr>
-                <w:rFonts w:ascii="Calibri" w:hAnsi="Calibri" w:eastAsia="Calibri"/>
-                <w:b/>
-                <w:i w:val="0"/>
-                <w:color w:val="FFFFFF"/>
-                <w:sz w:val="20"/>
-              </w:rPr>
-              <w:t>Item</w:t>
-            </w:r>
-          </w:p>
-        </w:tc>
-        <w:tc>
-          <w:tcPr>
-            <w:tcW w:type="dxa" w:w="6912"/>
-            <w:shd w:fill="0D6E6E"/>
-            <w:tcBorders>
-              <w:top w:val="single" w:sz="8" w:color="0D6E6E"/>
-              <w:left w:val="single" w:sz="8" w:color="0D6E6E"/>
-              <w:bottom w:val="single" w:sz="8" w:color="0D6E6E"/>
-              <w:right w:val="single" w:sz="8" w:color="0D6E6E"/>
-            </w:tcBorders>
-          </w:tcPr>
-          <w:p>
-            <w:r/>
-            <w:r>
-              <w:rPr>
-                <w:rFonts w:ascii="Calibri" w:hAnsi="Calibri" w:eastAsia="Calibri"/>
-                <w:b/>
-                <w:i w:val="0"/>
-                <w:color w:val="FFFFFF"/>
-                <w:sz w:val="20"/>
-              </w:rPr>
-              <w:t>Detail</w:t>
-            </w:r>
-          </w:p>
-        </w:tc>
-      </w:tr>
-      <w:tr>
-        <w:tc>
-          <w:tcPr>
-            <w:tcW w:type="dxa" w:w="2304"/>
-            <w:tcBorders>
-              <w:top w:val="single" w:sz="8" w:color="D0DCDC"/>
-              <w:left w:val="single" w:sz="8" w:color="D0DCDC"/>
-              <w:bottom w:val="single" w:sz="8" w:color="D0DCDC"/>
-              <w:right w:val="single" w:sz="8" w:color="D0DCDC"/>
-            </w:tcBorders>
-          </w:tcPr>
-          <w:p>
-            <w:r/>
-            <w:r>
-              <w:rPr>
-                <w:rFonts w:ascii="Calibri" w:hAnsi="Calibri" w:eastAsia="Calibri"/>
-                <w:b w:val="0"/>
-                <w:i w:val="0"/>
-                <w:color w:val="1E2F38"/>
-                <w:sz w:val="20"/>
-              </w:rPr>
-              <w:t>Applicant</w:t>
-            </w:r>
-          </w:p>
-        </w:tc>
-        <w:tc>
-          <w:tcPr>
-            <w:tcW w:type="dxa" w:w="6912"/>
-            <w:tcBorders>
-              <w:top w:val="single" w:sz="8" w:color="D0DCDC"/>
-              <w:left w:val="single" w:sz="8" w:color="D0DCDC"/>
-              <w:bottom w:val="single" w:sz="8" w:color="D0DCDC"/>
-              <w:right w:val="single" w:sz="8" w:color="D0DCDC"/>
-            </w:tcBorders>
-          </w:tcPr>
-          <w:p>
-            <w:r/>
-            <w:r>
-              <w:rPr>
-                <w:rFonts w:ascii="Calibri" w:hAnsi="Calibri" w:eastAsia="Calibri"/>
-                <w:b w:val="0"/>
-                <w:i w:val="0"/>
-                <w:color w:val="1E2F38"/>
-                <w:sz w:val="20"/>
-              </w:rPr>
-              <w:t>FairBanks youth-led cohort (nominees aged 28 or under) — Uganda</w:t>
-            </w:r>
-          </w:p>
-        </w:tc>
-      </w:tr>
-      <w:tr>
-        <w:tc>
-          <w:tcPr>
-            <w:tcW w:type="dxa" w:w="2304"/>
-            <w:shd w:fill="F7F5F0"/>
-            <w:tcBorders>
-              <w:top w:val="single" w:sz="8" w:color="D0DCDC"/>
-              <w:left w:val="single" w:sz="8" w:color="D0DCDC"/>
-              <w:bottom w:val="single" w:sz="8" w:color="D0DCDC"/>
-              <w:right w:val="single" w:sz="8" w:color="D0DCDC"/>
-            </w:tcBorders>
-          </w:tcPr>
-          <w:p>
-            <w:r/>
-            <w:r>
-              <w:rPr>
-                <w:rFonts w:ascii="Calibri" w:hAnsi="Calibri" w:eastAsia="Calibri"/>
-                <w:b w:val="0"/>
-                <w:i w:val="0"/>
-                <w:color w:val="1E2F38"/>
-                <w:sz w:val="20"/>
-              </w:rPr>
-              <w:t>Programme</w:t>
-            </w:r>
-          </w:p>
-        </w:tc>
-        <w:tc>
-          <w:tcPr>
-            <w:tcW w:type="dxa" w:w="6912"/>
-            <w:shd w:fill="F7F5F0"/>
-            <w:tcBorders>
-              <w:top w:val="single" w:sz="8" w:color="D0DCDC"/>
-              <w:left w:val="single" w:sz="8" w:color="D0DCDC"/>
-              <w:bottom w:val="single" w:sz="8" w:color="D0DCDC"/>
-              <w:right w:val="single" w:sz="8" w:color="D0DCDC"/>
-            </w:tcBorders>
-          </w:tcPr>
-          <w:p>
-            <w:r/>
-            <w:r>
-              <w:rPr>
-                <w:rFonts w:ascii="Calibri" w:hAnsi="Calibri" w:eastAsia="Calibri"/>
-                <w:b w:val="0"/>
-                <w:i w:val="0"/>
-                <w:color w:val="1E2F38"/>
-                <w:sz w:val="20"/>
-              </w:rPr>
-              <w:t>World Health Summit 2026 Youth Group Opportunity (Berlin)</w:t>
-            </w:r>
-          </w:p>
-        </w:tc>
-      </w:tr>
-      <w:tr>
-        <w:tc>
-          <w:tcPr>
-            <w:tcW w:type="dxa" w:w="2304"/>
-            <w:tcBorders>
-              <w:top w:val="single" w:sz="8" w:color="D0DCDC"/>
-              <w:left w:val="single" w:sz="8" w:color="D0DCDC"/>
-              <w:bottom w:val="single" w:sz="8" w:color="D0DCDC"/>
-              <w:right w:val="single" w:sz="8" w:color="D0DCDC"/>
-            </w:tcBorders>
-          </w:tcPr>
-          <w:p>
-            <w:r/>
-            <w:r>
-              <w:rPr>
-                <w:rFonts w:ascii="Calibri" w:hAnsi="Calibri" w:eastAsia="Calibri"/>
-                <w:b w:val="0"/>
-                <w:i w:val="0"/>
-                <w:color w:val="1E2F38"/>
-                <w:sz w:val="20"/>
-              </w:rPr>
-              <w:t>Deadline</w:t>
-            </w:r>
-          </w:p>
-        </w:tc>
-        <w:tc>
-          <w:tcPr>
-            <w:tcW w:type="dxa" w:w="6912"/>
-            <w:tcBorders>
-              <w:top w:val="single" w:sz="8" w:color="D0DCDC"/>
-              <w:left w:val="single" w:sz="8" w:color="D0DCDC"/>
-              <w:bottom w:val="single" w:sz="8" w:color="D0DCDC"/>
-              <w:right w:val="single" w:sz="8" w:color="D0DCDC"/>
-            </w:tcBorders>
-          </w:tcPr>
-          <w:p>
-            <w:r/>
-            <w:r>
-              <w:rPr>
-                <w:rFonts w:ascii="Calibri" w:hAnsi="Calibri" w:eastAsia="Calibri"/>
-                <w:b w:val="0"/>
-                <w:i w:val="0"/>
-                <w:color w:val="1E2F38"/>
-                <w:sz w:val="20"/>
-              </w:rPr>
-              <w:t>31 July 2026</w:t>
-            </w:r>
-          </w:p>
-        </w:tc>
-      </w:tr>
-      <w:tr>
-        <w:tc>
-          <w:tcPr>
-            <w:tcW w:type="dxa" w:w="2304"/>
-            <w:shd w:fill="F7F5F0"/>
-            <w:tcBorders>
-              <w:top w:val="single" w:sz="8" w:color="D0DCDC"/>
-              <w:left w:val="single" w:sz="8" w:color="D0DCDC"/>
-              <w:bottom w:val="single" w:sz="8" w:color="D0DCDC"/>
-              <w:right w:val="single" w:sz="8" w:color="D0DCDC"/>
-            </w:tcBorders>
-          </w:tcPr>
-          <w:p>
-            <w:r/>
-            <w:r>
-              <w:rPr>
-                <w:rFonts w:ascii="Calibri" w:hAnsi="Calibri" w:eastAsia="Calibri"/>
-                <w:b w:val="0"/>
-                <w:i w:val="0"/>
-                <w:color w:val="1E2F38"/>
-                <w:sz w:val="20"/>
-              </w:rPr>
-              <w:t>Geography</w:t>
-            </w:r>
-          </w:p>
-        </w:tc>
-        <w:tc>
-          <w:tcPr>
-            <w:tcW w:type="dxa" w:w="6912"/>
-            <w:shd w:fill="F7F5F0"/>
-            <w:tcBorders>
-              <w:top w:val="single" w:sz="8" w:color="D0DCDC"/>
-              <w:left w:val="single" w:sz="8" w:color="D0DCDC"/>
-              <w:bottom w:val="single" w:sz="8" w:color="D0DCDC"/>
-              <w:right w:val="single" w:sz="8" w:color="D0DCDC"/>
-            </w:tcBorders>
-          </w:tcPr>
-          <w:p>
-            <w:r/>
-            <w:r>
-              <w:rPr>
-                <w:rFonts w:ascii="Calibri" w:hAnsi="Calibri" w:eastAsia="Calibri"/>
-                <w:b w:val="0"/>
-                <w:i w:val="0"/>
-                <w:color w:val="1E2F38"/>
-                <w:sz w:val="20"/>
-              </w:rPr>
-              <w:t>Berlin summit · Uganda organisation · self-funded travel</w:t>
-            </w:r>
-          </w:p>
-        </w:tc>
-      </w:tr>
-      <w:tr>
-        <w:tc>
-          <w:tcPr>
-            <w:tcW w:type="dxa" w:w="2304"/>
-            <w:tcBorders>
-              <w:top w:val="single" w:sz="8" w:color="D0DCDC"/>
-              <w:left w:val="single" w:sz="8" w:color="D0DCDC"/>
-              <w:bottom w:val="single" w:sz="8" w:color="D0DCDC"/>
-              <w:right w:val="single" w:sz="8" w:color="D0DCDC"/>
-            </w:tcBorders>
-          </w:tcPr>
-          <w:p>
-            <w:r/>
-            <w:r>
-              <w:rPr>
-                <w:rFonts w:ascii="Calibri" w:hAnsi="Calibri" w:eastAsia="Calibri"/>
-                <w:b w:val="0"/>
-                <w:i w:val="0"/>
-                <w:color w:val="1E2F38"/>
-                <w:sz w:val="20"/>
-              </w:rPr>
-              <w:t>The ask</w:t>
-            </w:r>
-          </w:p>
-        </w:tc>
-        <w:tc>
-          <w:tcPr>
-            <w:tcW w:type="dxa" w:w="6912"/>
-            <w:tcBorders>
-              <w:top w:val="single" w:sz="8" w:color="D0DCDC"/>
-              <w:left w:val="single" w:sz="8" w:color="D0DCDC"/>
-              <w:bottom w:val="single" w:sz="8" w:color="D0DCDC"/>
-              <w:right w:val="single" w:sz="8" w:color="D0DCDC"/>
-            </w:tcBorders>
-          </w:tcPr>
-          <w:p>
-            <w:r/>
-            <w:r>
-              <w:rPr>
-                <w:rFonts w:ascii="Calibri" w:hAnsi="Calibri" w:eastAsia="Calibri"/>
-                <w:b w:val="0"/>
-                <w:i w:val="0"/>
-                <w:color w:val="1E2F38"/>
-                <w:sz w:val="20"/>
-              </w:rPr>
-              <w:t>Award complimentary group tickets (3–15) for FairBanks youth delegates.</w:t>
-            </w:r>
-          </w:p>
-        </w:tc>
-      </w:tr>
-    </w:tbl>
-    <w:p/>
-    <w:p>
-      <w:pPr>
-        <w:spacing w:after="120" w:before="0" w:line="288" w:lineRule="auto"/>
-        <w:jc w:val="center"/>
-      </w:pPr>
-      <w:r>
-        <w:rPr>
-          <w:rFonts w:ascii="Calibri" w:hAnsi="Calibri" w:eastAsia="Calibri"/>
-          <w:b w:val="0"/>
-          <w:i w:val="0"/>
-          <w:color w:val="0D6E6E"/>
-          <w:sz w:val="16"/>
-        </w:rPr>
-        <w:t>https://opportunitiesforyouth.org/2026/06/26/apply-now-world-health-summit-2025-stipend-program-for-global-health-changemakers/</w:t>
+        <w:t>Youth-led community health — from Kampala neighbourhoods to global dialogue</w:t>
       </w:r>
     </w:p>
     <w:p>
@@ -479,7 +128,7 @@
     </w:p>
     <w:p>
       <w:pPr>
-        <w:spacing w:before="280" w:after="100"/>
+        <w:spacing w:before="280" w:after="120"/>
       </w:pPr>
       <w:r>
         <w:rPr>
@@ -487,14 +136,14 @@
           <w:b/>
           <w:i w:val="0"/>
           <w:color w:val="0A1F2E"/>
-          <w:sz w:val="36"/>
+          <w:sz w:val="40"/>
         </w:rPr>
-        <w:t>1. Executive Summary</w:t>
+        <w:t>Our organisation</w:t>
       </w:r>
     </w:p>
     <w:p>
       <w:pPr>
-        <w:spacing w:after="160" w:before="0" w:line="288" w:lineRule="auto"/>
+        <w:spacing w:after="160"/>
         <w:jc w:val="left"/>
       </w:pPr>
       <w:r>
@@ -505,12 +154,12 @@
           <w:color w:val="1E2F38"/>
           <w:sz w:val="22"/>
         </w:rPr>
-        <w:t>The World Health Summit offers complimentary group tickets for youth-led organisations working in health and social impact.</w:t>
+        <w:t>FairBanks Community Reach is a youth-led community health initiative rooted in Kampala, Uganda. We work alongside Community Health Workers and Village Health Teams in neighbourhoods including Bukoto, Kyebando, Kisaasi, Kamwokya, and Kikaaya — running outreach, screening, maternal support, and health education where clinics alone cannot reach.</w:t>
       </w:r>
     </w:p>
     <w:p>
       <w:pPr>
-        <w:spacing w:after="160" w:before="0" w:line="288" w:lineRule="auto"/>
+        <w:spacing w:after="160"/>
         <w:jc w:val="left"/>
       </w:pPr>
       <w:r>
@@ -521,28 +170,67 @@
           <w:color w:val="1E2F38"/>
           <w:sz w:val="22"/>
         </w:rPr>
-        <w:t>FairBanks youth can bring an authentic African community-health intelligence story to Berlin — and return with partnerships that strengthen FCHIP.</w:t>
+        <w:t>We are building FairBanks Community Health Intelligence Platform (FCHIP) — the intelligence layer on our community cascade — so field data becomes early warnings instead of paper that arrives too late. Our delegation would bring that lived, last-mile perspective to Berlin.</w:t>
       </w:r>
     </w:p>
     <w:p>
       <w:pPr>
-        <w:spacing w:after="160" w:before="0" w:line="288" w:lineRule="auto"/>
-        <w:jc w:val="left"/>
+        <w:jc w:val="center"/>
+      </w:pPr>
+      <w:r>
+        <w:drawing>
+          <wp:inline xmlns:a="http://schemas.openxmlformats.org/drawingml/2006/main" xmlns:pic="http://schemas.openxmlformats.org/drawingml/2006/picture">
+            <wp:extent cx="4665106" cy="3108960"/>
+            <wp:docPr id="2" name="Picture 2"/>
+            <wp:cNvGraphicFramePr>
+              <a:graphicFrameLocks noChangeAspect="1"/>
+            </wp:cNvGraphicFramePr>
+            <a:graphic>
+              <a:graphicData uri="http://schemas.openxmlformats.org/drawingml/2006/picture">
+                <pic:pic>
+                  <pic:nvPicPr>
+                    <pic:cNvPr id="0" name="outreach_audience_full_group_01_opt.jpg"/>
+                    <pic:cNvPicPr/>
+                  </pic:nvPicPr>
+                  <pic:blipFill>
+                    <a:blip r:embed="rId10"/>
+                    <a:stretch>
+                      <a:fillRect/>
+                    </a:stretch>
+                  </pic:blipFill>
+                  <pic:spPr>
+                    <a:xfrm>
+                      <a:off x="0" y="0"/>
+                      <a:ext cx="4665106" cy="3108960"/>
+                    </a:xfrm>
+                    <a:prstGeom prst="rect"/>
+                  </pic:spPr>
+                </pic:pic>
+              </a:graphicData>
+            </a:graphic>
+          </wp:inline>
+        </w:drawing>
+      </w:r>
+    </w:p>
+    <w:p>
+      <w:pPr>
+        <w:spacing w:after="200"/>
+        <w:jc w:val="center"/>
       </w:pPr>
       <w:r>
         <w:rPr>
           <w:rFonts w:ascii="Calibri" w:hAnsi="Calibri" w:eastAsia="Calibri"/>
-          <w:b/>
-          <w:i w:val="0"/>
-          <w:color w:val="1E2F38"/>
-          <w:sz w:val="22"/>
+          <w:b w:val="0"/>
+          <w:i/>
+          <w:color w:val="3A4A54"/>
+          <w:sz w:val="18"/>
         </w:rPr>
-        <w:t>WHS gains underrepresented regional voices; FairBanks gains global learning without ticket barriers (travel remains self-funded).</w:t>
+        <w:t>Community outreach — where our delegation's stories begin</w:t>
       </w:r>
     </w:p>
     <w:p>
       <w:pPr>
-        <w:spacing w:before="280" w:after="100"/>
+        <w:spacing w:before="280" w:after="120"/>
       </w:pPr>
       <w:r>
         <w:rPr>
@@ -550,40 +238,9 @@
           <w:b/>
           <w:i w:val="0"/>
           <w:color w:val="0A1F2E"/>
-          <w:sz w:val="36"/>
+          <w:sz w:val="40"/>
         </w:rPr>
-        <w:t>2. Win-Win Value</w:t>
-      </w:r>
-    </w:p>
-    <w:p>
-      <w:pPr>
-        <w:spacing w:after="160" w:before="0" w:line="288" w:lineRule="auto"/>
-        <w:jc w:val="left"/>
-      </w:pPr>
-      <w:r>
-        <w:rPr>
-          <w:rFonts w:ascii="Calibri" w:hAnsi="Calibri" w:eastAsia="Calibri"/>
-          <w:b w:val="0"/>
-          <w:i w:val="0"/>
-          <w:color w:val="1E2F38"/>
-          <w:sz w:val="22"/>
-        </w:rPr>
-        <w:t>This application is designed as a true partnership: FairBanks grows capacity and reach; the programme advances its own mission with a grounded African health-tech partner.</w:t>
-      </w:r>
-    </w:p>
-    <w:p>
-      <w:pPr>
-        <w:spacing w:before="180" w:after="100"/>
-      </w:pPr>
-      <w:r>
-        <w:rPr>
-          <w:rFonts w:ascii="Calibri" w:hAnsi="Calibri" w:eastAsia="Calibri"/>
-          <w:b/>
-          <w:i w:val="0"/>
-          <w:color w:val="0D6E6E"/>
-          <w:sz w:val="26"/>
-        </w:rPr>
-        <w:t>2.1 What FairBanks / FCHIP gains</w:t>
+        <w:t>Why we seek WHS 2026 tickets</w:t>
       </w:r>
     </w:p>
     <w:p>
@@ -599,7 +256,7 @@
           <w:color w:val="1E2F38"/>
           <w:sz w:val="22"/>
         </w:rPr>
-        <w:t>Access to three days of global health agenda-setting in Berlin</w:t>
+        <w:t>Represent Ugandan community health practice at a global table — not as observers, but as practitioners who screen, refer, and follow up every week.</w:t>
       </w:r>
     </w:p>
     <w:p>
@@ -615,7 +272,7 @@
           <w:color w:val="1E2F38"/>
           <w:sz w:val="22"/>
         </w:rPr>
-        <w:t>Networking with ministries, NGOs, and innovators</w:t>
+        <w:t>Learn how leading health systems, researchers, and youth networks approach prevention, digital health governance, and pandemic preparedness — then translate lessons for our CHWs.</w:t>
       </w:r>
     </w:p>
     <w:p>
@@ -631,129 +288,18 @@
           <w:color w:val="1E2F38"/>
           <w:sz w:val="22"/>
         </w:rPr>
-        <w:t>Visibility for FCHIP and FairBanks Community Reach</w:t>
+        <w:t>Connect FairBanks outreach and FCHIP pilot work to partners who care about primary care in underserved regions.</w:t>
       </w:r>
     </w:p>
     <w:p>
       <w:pPr>
-        <w:pStyle w:val="ListBullet"/>
-        <w:spacing w:after="60"/>
-      </w:pPr>
-      <w:r>
-        <w:rPr>
-          <w:rFonts w:ascii="Calibri" w:hAnsi="Calibri" w:eastAsia="Calibri"/>
-          <w:b w:val="0"/>
-          <w:i w:val="0"/>
-          <w:color w:val="1E2F38"/>
-          <w:sz w:val="22"/>
-        </w:rPr>
-        <w:t>Learning that feeds Uganda programme design</w:t>
-      </w:r>
-    </w:p>
-    <w:p>
-      <w:pPr>
-        <w:spacing w:before="180" w:after="100"/>
-      </w:pPr>
-      <w:r>
-        <w:rPr>
-          <w:rFonts w:ascii="Calibri" w:hAnsi="Calibri" w:eastAsia="Calibri"/>
-          <w:b/>
-          <w:i w:val="0"/>
-          <w:color w:val="0D6E6E"/>
-          <w:sz w:val="26"/>
-        </w:rPr>
-        <w:t>2.2 What the programme / partners gain</w:t>
-      </w:r>
-    </w:p>
-    <w:p>
-      <w:pPr>
-        <w:pStyle w:val="ListBullet"/>
-        <w:spacing w:after="60"/>
-      </w:pPr>
-      <w:r>
-        <w:rPr>
-          <w:rFonts w:ascii="Calibri" w:hAnsi="Calibri" w:eastAsia="Calibri"/>
-          <w:b w:val="0"/>
-          <w:i w:val="0"/>
-          <w:color w:val="1E2F38"/>
-          <w:sz w:val="22"/>
-        </w:rPr>
-        <w:t>Youth delegates from an underrepresented region with real field work</w:t>
-      </w:r>
-    </w:p>
-    <w:p>
-      <w:pPr>
-        <w:pStyle w:val="ListBullet"/>
-        <w:spacing w:after="60"/>
-      </w:pPr>
-      <w:r>
-        <w:rPr>
-          <w:rFonts w:ascii="Calibri" w:hAnsi="Calibri" w:eastAsia="Calibri"/>
-          <w:b w:val="0"/>
-          <w:i w:val="0"/>
-          <w:color w:val="1E2F38"/>
-          <w:sz w:val="22"/>
-        </w:rPr>
-        <w:t>Concrete community health intelligence narrative for summit sessions</w:t>
-      </w:r>
-    </w:p>
-    <w:p>
-      <w:pPr>
-        <w:pStyle w:val="ListBullet"/>
-        <w:spacing w:after="60"/>
-      </w:pPr>
-      <w:r>
-        <w:rPr>
-          <w:rFonts w:ascii="Calibri" w:hAnsi="Calibri" w:eastAsia="Calibri"/>
-          <w:b w:val="0"/>
-          <w:i w:val="0"/>
-          <w:color w:val="1E2F38"/>
-          <w:sz w:val="22"/>
-        </w:rPr>
-        <w:t>Organisation that will share learnings back home, not only attend</w:t>
-      </w:r>
-    </w:p>
-    <w:p>
-      <w:pPr>
-        <w:pStyle w:val="ListBullet"/>
-        <w:spacing w:after="60"/>
-      </w:pPr>
-      <w:r>
-        <w:rPr>
-          <w:rFonts w:ascii="Calibri" w:hAnsi="Calibri" w:eastAsia="Calibri"/>
-          <w:b w:val="0"/>
-          <w:i w:val="0"/>
-          <w:color w:val="1E2F38"/>
-          <w:sz w:val="22"/>
-        </w:rPr>
-        <w:t>Diverse group size (3–15) ready to engage seriously</w:t>
-      </w:r>
-    </w:p>
-    <w:p>
-      <w:pPr>
-        <w:spacing w:before="280" w:after="100"/>
-      </w:pPr>
-      <w:r>
-        <w:rPr>
-          <w:rFonts w:ascii="Calibri" w:hAnsi="Calibri" w:eastAsia="Calibri"/>
-          <w:b/>
-          <w:i w:val="0"/>
-          <w:color w:val="0A1F2E"/>
-          <w:sz w:val="36"/>
-        </w:rPr>
-        <w:t>3. The Problem We Address</w:t>
-      </w:r>
-    </w:p>
-    <w:p>
-      <w:pPr>
-        <w:spacing w:before="80" w:after="40"/>
         <w:jc w:val="center"/>
       </w:pPr>
       <w:r>
         <w:drawing>
           <wp:inline xmlns:a="http://schemas.openxmlformats.org/drawingml/2006/main" xmlns:pic="http://schemas.openxmlformats.org/drawingml/2006/picture">
-            <wp:extent cx="3430225" cy="2286000"/>
-            <wp:docPr id="2" name="Picture 2"/>
+            <wp:extent cx="4663440" cy="3108960"/>
+            <wp:docPr id="3" name="Picture 3"/>
             <wp:cNvGraphicFramePr>
               <a:graphicFrameLocks noChangeAspect="1"/>
             </wp:cNvGraphicFramePr>
@@ -761,11 +307,11 @@
               <a:graphicData uri="http://schemas.openxmlformats.org/drawingml/2006/picture">
                 <pic:pic>
                   <pic:nvPicPr>
-                    <pic:cNvPr id="0" name="reactive_clinic_opt.jpg"/>
+                    <pic:cNvPr id="0" name="outreach_cofacilitators_01_opt.jpg"/>
                     <pic:cNvPicPr/>
                   </pic:nvPicPr>
                   <pic:blipFill>
-                    <a:blip r:embed="rId10"/>
+                    <a:blip r:embed="rId11"/>
                     <a:stretch>
                       <a:fillRect/>
                     </a:stretch>
@@ -773,7 +319,7 @@
                   <pic:spPr>
                     <a:xfrm>
                       <a:off x="0" y="0"/>
-                      <a:ext cx="3430225" cy="2286000"/>
+                      <a:ext cx="4663440" cy="3108960"/>
                     </a:xfrm>
                     <a:prstGeom prst="rect"/>
                   </pic:spPr>
@@ -786,7 +332,7 @@
     </w:p>
     <w:p>
       <w:pPr>
-        <w:spacing w:after="200" w:before="40" w:line="288" w:lineRule="auto"/>
+        <w:spacing w:after="200"/>
         <w:jc w:val="center"/>
       </w:pPr>
       <w:r>
@@ -797,44 +343,12 @@
           <w:color w:val="3A4A54"/>
           <w:sz w:val="18"/>
         </w:rPr>
-        <w:t>Reactive care waits for sickness before it responds</w:t>
+        <w:t>Young facilitators and CHW partners in the field</w:t>
       </w:r>
     </w:p>
     <w:p>
       <w:pPr>
-        <w:spacing w:after="160" w:before="0" w:line="288" w:lineRule="auto"/>
-        <w:jc w:val="left"/>
-      </w:pPr>
-      <w:r>
-        <w:rPr>
-          <w:rFonts w:ascii="Calibri" w:hAnsi="Calibri" w:eastAsia="Calibri"/>
-          <w:b w:val="0"/>
-          <w:i w:val="0"/>
-          <w:color w:val="1E2F38"/>
-          <w:sz w:val="22"/>
-        </w:rPr>
-        <w:t>Global health forums can miss the voices of community-level African implementers — especially youth who already do the work.</w:t>
-      </w:r>
-    </w:p>
-    <w:p>
-      <w:pPr>
-        <w:spacing w:after="160" w:before="0" w:line="288" w:lineRule="auto"/>
-        <w:jc w:val="left"/>
-      </w:pPr>
-      <w:r>
-        <w:rPr>
-          <w:rFonts w:ascii="Calibri" w:hAnsi="Calibri" w:eastAsia="Calibri"/>
-          <w:b w:val="0"/>
-          <w:i w:val="0"/>
-          <w:color w:val="1E2F38"/>
-          <w:sz w:val="22"/>
-        </w:rPr>
-        <w:t>Ticket costs block participation even when travel can be self-organised.</w:t>
-      </w:r>
-    </w:p>
-    <w:p>
-      <w:pPr>
-        <w:spacing w:before="280" w:after="100"/>
+        <w:spacing w:before="280" w:after="120"/>
       </w:pPr>
       <w:r>
         <w:rPr>
@@ -842,112 +356,9 @@
           <w:b/>
           <w:i w:val="0"/>
           <w:color w:val="0A1F2E"/>
-          <w:sz w:val="36"/>
+          <w:sz w:val="40"/>
         </w:rPr>
-        <w:t>4. Our Solution: FCHIP &amp; Community Reach</w:t>
-      </w:r>
-    </w:p>
-    <w:p>
-      <w:pPr>
-        <w:spacing w:before="80" w:after="40"/>
-        <w:jc w:val="center"/>
-      </w:pPr>
-      <w:r>
-        <w:drawing>
-          <wp:inline xmlns:a="http://schemas.openxmlformats.org/drawingml/2006/main" xmlns:pic="http://schemas.openxmlformats.org/drawingml/2006/picture">
-            <wp:extent cx="4390688" cy="2926080"/>
-            <wp:docPr id="3" name="Picture 3"/>
-            <wp:cNvGraphicFramePr>
-              <a:graphicFrameLocks noChangeAspect="1"/>
-            </wp:cNvGraphicFramePr>
-            <a:graphic>
-              <a:graphicData uri="http://schemas.openxmlformats.org/drawingml/2006/picture">
-                <pic:pic>
-                  <pic:nvPicPr>
-                    <pic:cNvPr id="0" name="data_flow_iso_labeled_opt.jpg"/>
-                    <pic:cNvPicPr/>
-                  </pic:nvPicPr>
-                  <pic:blipFill>
-                    <a:blip r:embed="rId11"/>
-                    <a:stretch>
-                      <a:fillRect/>
-                    </a:stretch>
-                  </pic:blipFill>
-                  <pic:spPr>
-                    <a:xfrm>
-                      <a:off x="0" y="0"/>
-                      <a:ext cx="4390688" cy="2926080"/>
-                    </a:xfrm>
-                    <a:prstGeom prst="rect"/>
-                  </pic:spPr>
-                </pic:pic>
-              </a:graphicData>
-            </a:graphic>
-          </wp:inline>
-        </w:drawing>
-      </w:r>
-    </w:p>
-    <w:p>
-      <w:pPr>
-        <w:spacing w:after="200" w:before="40" w:line="288" w:lineRule="auto"/>
-        <w:jc w:val="center"/>
-      </w:pPr>
-      <w:r>
-        <w:rPr>
-          <w:rFonts w:ascii="Calibri" w:hAnsi="Calibri" w:eastAsia="Calibri"/>
-          <w:b w:val="0"/>
-          <w:i/>
-          <w:color w:val="3A4A54"/>
-          <w:sz w:val="18"/>
-        </w:rPr>
-        <w:t>Community signals → capture → FCHIP intelligence → action</w:t>
-      </w:r>
-    </w:p>
-    <w:p>
-      <w:pPr>
-        <w:spacing w:after="160" w:before="0" w:line="288" w:lineRule="auto"/>
-        <w:jc w:val="left"/>
-      </w:pPr>
-      <w:r>
-        <w:rPr>
-          <w:rFonts w:ascii="Calibri" w:hAnsi="Calibri" w:eastAsia="Calibri"/>
-          <w:b w:val="0"/>
-          <w:i w:val="0"/>
-          <w:color w:val="1E2F38"/>
-          <w:sz w:val="22"/>
-        </w:rPr>
-        <w:t>A FairBanks youth group will attend WHS 2026, document key sessions, and run a post-summit learning clinic for CHWs and clinic staff in Kampala.</w:t>
-      </w:r>
-    </w:p>
-    <w:p>
-      <w:pPr>
-        <w:spacing w:after="160" w:before="0" w:line="288" w:lineRule="auto"/>
-        <w:jc w:val="left"/>
-      </w:pPr>
-      <w:r>
-        <w:rPr>
-          <w:rFonts w:ascii="Calibri" w:hAnsi="Calibri" w:eastAsia="Calibri"/>
-          <w:b w:val="0"/>
-          <w:i w:val="0"/>
-          <w:color w:val="1E2F38"/>
-          <w:sz w:val="22"/>
-        </w:rPr>
-        <w:t>We will focus on digital health, community systems, and partnership pathways relevant to FCHIP.</w:t>
-      </w:r>
-    </w:p>
-    <w:p>
-      <w:pPr>
-        <w:spacing w:before="180" w:after="100"/>
-      </w:pPr>
-      <w:r>
-        <w:rPr>
-          <w:rFonts w:ascii="Calibri" w:hAnsi="Calibri" w:eastAsia="Calibri"/>
-          <w:b/>
-          <w:i w:val="0"/>
-          <w:color w:val="0D6E6E"/>
-          <w:sz w:val="26"/>
-        </w:rPr>
-        <w:t>4.1 Deep technology core</w:t>
+        <w:t>Learning agenda in Berlin</w:t>
       </w:r>
     </w:p>
     <w:tbl>
@@ -982,7 +393,7 @@
                 <w:color w:val="FFFFFF"/>
                 <w:sz w:val="20"/>
               </w:rPr>
-              <w:t>Technology</w:t>
+              <w:t>Theme</w:t>
             </w:r>
           </w:p>
         </w:tc>
@@ -1007,7 +418,7 @@
                 <w:color w:val="FFFFFF"/>
                 <w:sz w:val="20"/>
               </w:rPr>
-              <w:t>Role</w:t>
+              <w:t>What we will absorb and bring home</w:t>
             </w:r>
           </w:p>
         </w:tc>
@@ -1033,7 +444,7 @@
                 <w:color w:val="1E2F38"/>
                 <w:sz w:val="20"/>
               </w:rPr>
-              <w:t>Artificial Intelligence</w:t>
+              <w:t>Prevention &amp; primary care</w:t>
             </w:r>
           </w:p>
         </w:tc>
@@ -1057,7 +468,7 @@
                 <w:color w:val="1E2F38"/>
                 <w:sz w:val="20"/>
               </w:rPr>
-              <w:t>Outbreak early warning; maternal and NCD risk scoring</w:t>
+              <w:t>Shift from reactive treatment to community-level early action</w:t>
             </w:r>
           </w:p>
         </w:tc>
@@ -1084,7 +495,7 @@
                 <w:color w:val="1E2F38"/>
                 <w:sz w:val="20"/>
               </w:rPr>
-              <w:t>Machine Learning</w:t>
+              <w:t>Digital health &amp; ethics</w:t>
             </w:r>
           </w:p>
         </w:tc>
@@ -1109,7 +520,7 @@
                 <w:color w:val="1E2F38"/>
                 <w:sz w:val="20"/>
               </w:rPr>
-              <w:t>Learn from community patterns, seasons, and outreach outcomes</w:t>
+              <w:t>Responsible data use in low-resource, offline-first settings</w:t>
             </w:r>
           </w:p>
         </w:tc>
@@ -1135,7 +546,7 @@
                 <w:color w:val="1E2F38"/>
                 <w:sz w:val="20"/>
               </w:rPr>
-              <w:t>GIS Mapping</w:t>
+              <w:t>Youth leadership in health</w:t>
             </w:r>
           </w:p>
         </w:tc>
@@ -1159,7 +570,7 @@
                 <w:color w:val="1E2F38"/>
                 <w:sz w:val="20"/>
               </w:rPr>
-              <w:t>Disease distribution, hotspots, and resource gaps</w:t>
+              <w:t>How young changemakers influence policy and programme design</w:t>
             </w:r>
           </w:p>
         </w:tc>
@@ -1186,7 +597,7 @@
                 <w:color w:val="1E2F38"/>
                 <w:sz w:val="20"/>
               </w:rPr>
-              <w:t>Mobile Data Collection</w:t>
+              <w:t>Maternal &amp; child health</w:t>
             </w:r>
           </w:p>
         </w:tc>
@@ -1211,7 +622,7 @@
                 <w:color w:val="1E2F38"/>
                 <w:sz w:val="20"/>
               </w:rPr>
-              <w:t>Offline-capable CHW/VHT capture at household level</w:t>
+              <w:t>Best practice we can adapt for home visits and ANC follow-up</w:t>
             </w:r>
           </w:p>
         </w:tc>
@@ -1237,7 +648,7 @@
                 <w:color w:val="1E2F38"/>
                 <w:sz w:val="20"/>
               </w:rPr>
-              <w:t>Cloud Computing</w:t>
+              <w:t>NCDs &amp; ageing</w:t>
             </w:r>
           </w:p>
         </w:tc>
@@ -1261,7 +672,7 @@
                 <w:color w:val="1E2F38"/>
                 <w:sz w:val="20"/>
               </w:rPr>
-              <w:t>Secure sync across facilities and partners</w:t>
+              <w:t>Screening models relevant to our chronic-care and Gericare programmes</w:t>
             </w:r>
           </w:p>
         </w:tc>
@@ -1288,7 +699,7 @@
                 <w:color w:val="1E2F38"/>
                 <w:sz w:val="20"/>
               </w:rPr>
-              <w:t>Analytics Dashboards</w:t>
+              <w:t>Global health partnerships</w:t>
             </w:r>
           </w:p>
         </w:tc>
@@ -1313,7 +724,7 @@
                 <w:color w:val="1E2F38"/>
                 <w:sz w:val="20"/>
               </w:rPr>
-              <w:t>Real-time views for clinics, districts, and NGOs</w:t>
+              <w:t>NGO, academic, and government collaboration models</w:t>
             </w:r>
           </w:p>
         </w:tc>
@@ -1322,374 +733,12 @@
     <w:p/>
     <w:p>
       <w:pPr>
-        <w:spacing w:before="180" w:after="100"/>
-      </w:pPr>
-      <w:r>
-        <w:rPr>
-          <w:rFonts w:ascii="Calibri" w:hAnsi="Calibri" w:eastAsia="Calibri"/>
-          <w:b/>
-          <w:i w:val="0"/>
-          <w:color w:val="0D6E6E"/>
-          <w:sz w:val="26"/>
-        </w:rPr>
-        <w:t>4.2 Priority use cases for this call</w:t>
-      </w:r>
-    </w:p>
-    <w:p>
-      <w:pPr>
-        <w:spacing w:after="80" w:before="0" w:line="288" w:lineRule="auto"/>
-        <w:jc w:val="left"/>
-      </w:pPr>
-      <w:r>
-        <w:rPr>
-          <w:rFonts w:ascii="Calibri" w:hAnsi="Calibri" w:eastAsia="Calibri"/>
-          <w:b w:val="0"/>
-          <w:i w:val="0"/>
-          <w:color w:val="1E2F38"/>
-          <w:sz w:val="22"/>
-        </w:rPr>
-        <w:t>Summit learning: Capture transferable practices for CHW digital tools.</w:t>
-      </w:r>
-    </w:p>
-    <w:p>
-      <w:pPr>
-        <w:spacing w:after="80" w:before="0" w:line="288" w:lineRule="auto"/>
-        <w:jc w:val="left"/>
-      </w:pPr>
-      <w:r>
-        <w:rPr>
-          <w:rFonts w:ascii="Calibri" w:hAnsi="Calibri" w:eastAsia="Calibri"/>
-          <w:b w:val="0"/>
-          <w:i w:val="0"/>
-          <w:color w:val="1E2F38"/>
-          <w:sz w:val="22"/>
-        </w:rPr>
-        <w:t>Partnership mapping: Identify research and NGO collaborators.</w:t>
-      </w:r>
-    </w:p>
-    <w:p>
-      <w:pPr>
-        <w:spacing w:after="80" w:before="0" w:line="288" w:lineRule="auto"/>
-        <w:jc w:val="left"/>
-      </w:pPr>
-      <w:r>
-        <w:rPr>
-          <w:rFonts w:ascii="Calibri" w:hAnsi="Calibri" w:eastAsia="Calibri"/>
-          <w:b w:val="0"/>
-          <w:i w:val="0"/>
-          <w:color w:val="1E2F38"/>
-          <w:sz w:val="22"/>
-        </w:rPr>
-        <w:t>Homeward briefing: Share insights with FairBanks and community partners.</w:t>
-      </w:r>
-    </w:p>
-    <w:p>
-      <w:pPr>
-        <w:spacing w:before="280" w:after="100"/>
-      </w:pPr>
-      <w:r>
-        <w:rPr>
-          <w:rFonts w:ascii="Calibri" w:hAnsi="Calibri" w:eastAsia="Calibri"/>
-          <w:b/>
-          <w:i w:val="0"/>
-          <w:color w:val="0A1F2E"/>
-          <w:sz w:val="36"/>
-        </w:rPr>
-        <w:t>5. Fit to Programme Criteria</w:t>
-      </w:r>
-    </w:p>
-    <w:tbl>
-      <w:tblPr>
-        <w:tblW w:type="auto" w:w="0"/>
-        <w:jc w:val="center"/>
-        <w:tblLook w:firstColumn="1" w:firstRow="1" w:lastColumn="0" w:lastRow="0" w:noHBand="0" w:noVBand="1" w:val="04A0"/>
-      </w:tblPr>
-      <w:tblGrid>
-        <w:gridCol w:w="4896"/>
-        <w:gridCol w:w="4896"/>
-      </w:tblGrid>
-      <w:tr>
-        <w:tc>
-          <w:tcPr>
-            <w:tcW w:type="dxa" w:w="3456"/>
-            <w:shd w:fill="0D6E6E"/>
-            <w:tcBorders>
-              <w:top w:val="single" w:sz="8" w:color="0D6E6E"/>
-              <w:left w:val="single" w:sz="8" w:color="0D6E6E"/>
-              <w:bottom w:val="single" w:sz="8" w:color="0D6E6E"/>
-              <w:right w:val="single" w:sz="8" w:color="0D6E6E"/>
-            </w:tcBorders>
-          </w:tcPr>
-          <w:p>
-            <w:r/>
-            <w:r>
-              <w:rPr>
-                <w:rFonts w:ascii="Calibri" w:hAnsi="Calibri" w:eastAsia="Calibri"/>
-                <w:b/>
-                <w:i w:val="0"/>
-                <w:color w:val="FFFFFF"/>
-                <w:sz w:val="20"/>
-              </w:rPr>
-              <w:t>Criterion / theme</w:t>
-            </w:r>
-          </w:p>
-        </w:tc>
-        <w:tc>
-          <w:tcPr>
-            <w:tcW w:type="dxa" w:w="5760"/>
-            <w:shd w:fill="0D6E6E"/>
-            <w:tcBorders>
-              <w:top w:val="single" w:sz="8" w:color="0D6E6E"/>
-              <w:left w:val="single" w:sz="8" w:color="0D6E6E"/>
-              <w:bottom w:val="single" w:sz="8" w:color="0D6E6E"/>
-              <w:right w:val="single" w:sz="8" w:color="0D6E6E"/>
-            </w:tcBorders>
-          </w:tcPr>
-          <w:p>
-            <w:r/>
-            <w:r>
-              <w:rPr>
-                <w:rFonts w:ascii="Calibri" w:hAnsi="Calibri" w:eastAsia="Calibri"/>
-                <w:b/>
-                <w:i w:val="0"/>
-                <w:color w:val="FFFFFF"/>
-                <w:sz w:val="20"/>
-              </w:rPr>
-              <w:t>How we respond</w:t>
-            </w:r>
-          </w:p>
-        </w:tc>
-      </w:tr>
-      <w:tr>
-        <w:tc>
-          <w:tcPr>
-            <w:tcW w:type="dxa" w:w="3456"/>
-            <w:tcBorders>
-              <w:top w:val="single" w:sz="8" w:color="D0DCDC"/>
-              <w:left w:val="single" w:sz="8" w:color="D0DCDC"/>
-              <w:bottom w:val="single" w:sz="8" w:color="D0DCDC"/>
-              <w:right w:val="single" w:sz="8" w:color="D0DCDC"/>
-            </w:tcBorders>
-          </w:tcPr>
-          <w:p>
-            <w:r/>
-            <w:r>
-              <w:rPr>
-                <w:rFonts w:ascii="Calibri" w:hAnsi="Calibri" w:eastAsia="Calibri"/>
-                <w:b w:val="0"/>
-                <w:i w:val="0"/>
-                <w:color w:val="1E2F38"/>
-                <w:sz w:val="20"/>
-              </w:rPr>
-              <w:t>Youth-led health / impact org</w:t>
-            </w:r>
-          </w:p>
-        </w:tc>
-        <w:tc>
-          <w:tcPr>
-            <w:tcW w:type="dxa" w:w="5760"/>
-            <w:tcBorders>
-              <w:top w:val="single" w:sz="8" w:color="D0DCDC"/>
-              <w:left w:val="single" w:sz="8" w:color="D0DCDC"/>
-              <w:bottom w:val="single" w:sz="8" w:color="D0DCDC"/>
-              <w:right w:val="single" w:sz="8" w:color="D0DCDC"/>
-            </w:tcBorders>
-          </w:tcPr>
-          <w:p>
-            <w:r/>
-            <w:r>
-              <w:rPr>
-                <w:rFonts w:ascii="Calibri" w:hAnsi="Calibri" w:eastAsia="Calibri"/>
-                <w:b w:val="0"/>
-                <w:i w:val="0"/>
-                <w:color w:val="1E2F38"/>
-                <w:sz w:val="20"/>
-              </w:rPr>
-              <w:t>FairBanks youth cohort within community health ecosystem</w:t>
-            </w:r>
-          </w:p>
-        </w:tc>
-      </w:tr>
-      <w:tr>
-        <w:tc>
-          <w:tcPr>
-            <w:tcW w:type="dxa" w:w="3456"/>
-            <w:shd w:fill="F7F5F0"/>
-            <w:tcBorders>
-              <w:top w:val="single" w:sz="8" w:color="D0DCDC"/>
-              <w:left w:val="single" w:sz="8" w:color="D0DCDC"/>
-              <w:bottom w:val="single" w:sz="8" w:color="D0DCDC"/>
-              <w:right w:val="single" w:sz="8" w:color="D0DCDC"/>
-            </w:tcBorders>
-          </w:tcPr>
-          <w:p>
-            <w:r/>
-            <w:r>
-              <w:rPr>
-                <w:rFonts w:ascii="Calibri" w:hAnsi="Calibri" w:eastAsia="Calibri"/>
-                <w:b w:val="0"/>
-                <w:i w:val="0"/>
-                <w:color w:val="1E2F38"/>
-                <w:sz w:val="20"/>
-              </w:rPr>
-              <w:t>Nominees aged 28 or under</w:t>
-            </w:r>
-          </w:p>
-        </w:tc>
-        <w:tc>
-          <w:tcPr>
-            <w:tcW w:type="dxa" w:w="5760"/>
-            <w:shd w:fill="F7F5F0"/>
-            <w:tcBorders>
-              <w:top w:val="single" w:sz="8" w:color="D0DCDC"/>
-              <w:left w:val="single" w:sz="8" w:color="D0DCDC"/>
-              <w:bottom w:val="single" w:sz="8" w:color="D0DCDC"/>
-              <w:right w:val="single" w:sz="8" w:color="D0DCDC"/>
-            </w:tcBorders>
-          </w:tcPr>
-          <w:p>
-            <w:r/>
-            <w:r>
-              <w:rPr>
-                <w:rFonts w:ascii="Calibri" w:hAnsi="Calibri" w:eastAsia="Calibri"/>
-                <w:b w:val="0"/>
-                <w:i w:val="0"/>
-                <w:color w:val="1E2F38"/>
-                <w:sz w:val="20"/>
-              </w:rPr>
-              <w:t>Delegation will meet age rules</w:t>
-            </w:r>
-          </w:p>
-        </w:tc>
-      </w:tr>
-      <w:tr>
-        <w:tc>
-          <w:tcPr>
-            <w:tcW w:type="dxa" w:w="3456"/>
-            <w:tcBorders>
-              <w:top w:val="single" w:sz="8" w:color="D0DCDC"/>
-              <w:left w:val="single" w:sz="8" w:color="D0DCDC"/>
-              <w:bottom w:val="single" w:sz="8" w:color="D0DCDC"/>
-              <w:right w:val="single" w:sz="8" w:color="D0DCDC"/>
-            </w:tcBorders>
-          </w:tcPr>
-          <w:p>
-            <w:r/>
-            <w:r>
-              <w:rPr>
-                <w:rFonts w:ascii="Calibri" w:hAnsi="Calibri" w:eastAsia="Calibri"/>
-                <w:b w:val="0"/>
-                <w:i w:val="0"/>
-                <w:color w:val="1E2F38"/>
-                <w:sz w:val="20"/>
-              </w:rPr>
-              <w:t>Group tickets 3–15</w:t>
-            </w:r>
-          </w:p>
-        </w:tc>
-        <w:tc>
-          <w:tcPr>
-            <w:tcW w:type="dxa" w:w="5760"/>
-            <w:tcBorders>
-              <w:top w:val="single" w:sz="8" w:color="D0DCDC"/>
-              <w:left w:val="single" w:sz="8" w:color="D0DCDC"/>
-              <w:bottom w:val="single" w:sz="8" w:color="D0DCDC"/>
-              <w:right w:val="single" w:sz="8" w:color="D0DCDC"/>
-            </w:tcBorders>
-          </w:tcPr>
-          <w:p>
-            <w:r/>
-            <w:r>
-              <w:rPr>
-                <w:rFonts w:ascii="Calibri" w:hAnsi="Calibri" w:eastAsia="Calibri"/>
-                <w:b w:val="0"/>
-                <w:i w:val="0"/>
-                <w:color w:val="1E2F38"/>
-                <w:sz w:val="20"/>
-              </w:rPr>
-              <w:t>We request a mid-size learning group</w:t>
-            </w:r>
-          </w:p>
-        </w:tc>
-      </w:tr>
-      <w:tr>
-        <w:tc>
-          <w:tcPr>
-            <w:tcW w:type="dxa" w:w="3456"/>
-            <w:shd w:fill="F7F5F0"/>
-            <w:tcBorders>
-              <w:top w:val="single" w:sz="8" w:color="D0DCDC"/>
-              <w:left w:val="single" w:sz="8" w:color="D0DCDC"/>
-              <w:bottom w:val="single" w:sz="8" w:color="D0DCDC"/>
-              <w:right w:val="single" w:sz="8" w:color="D0DCDC"/>
-            </w:tcBorders>
-          </w:tcPr>
-          <w:p>
-            <w:r/>
-            <w:r>
-              <w:rPr>
-                <w:rFonts w:ascii="Calibri" w:hAnsi="Calibri" w:eastAsia="Calibri"/>
-                <w:b w:val="0"/>
-                <w:i w:val="0"/>
-                <w:color w:val="1E2F38"/>
-                <w:sz w:val="20"/>
-              </w:rPr>
-              <w:t>Self-funded travel</w:t>
-            </w:r>
-          </w:p>
-        </w:tc>
-        <w:tc>
-          <w:tcPr>
-            <w:tcW w:type="dxa" w:w="5760"/>
-            <w:shd w:fill="F7F5F0"/>
-            <w:tcBorders>
-              <w:top w:val="single" w:sz="8" w:color="D0DCDC"/>
-              <w:left w:val="single" w:sz="8" w:color="D0DCDC"/>
-              <w:bottom w:val="single" w:sz="8" w:color="D0DCDC"/>
-              <w:right w:val="single" w:sz="8" w:color="D0DCDC"/>
-            </w:tcBorders>
-          </w:tcPr>
-          <w:p>
-            <w:r/>
-            <w:r>
-              <w:rPr>
-                <w:rFonts w:ascii="Calibri" w:hAnsi="Calibri" w:eastAsia="Calibri"/>
-                <w:b w:val="0"/>
-                <w:i w:val="0"/>
-                <w:color w:val="1E2F38"/>
-                <w:sz w:val="20"/>
-              </w:rPr>
-              <w:t>Understood and planned separately from ticket request</w:t>
-            </w:r>
-          </w:p>
-        </w:tc>
-      </w:tr>
-    </w:tbl>
-    <w:p/>
-    <w:p>
-      <w:pPr>
-        <w:spacing w:before="280" w:after="100"/>
-      </w:pPr>
-      <w:r>
-        <w:rPr>
-          <w:rFonts w:ascii="Calibri" w:hAnsi="Calibri" w:eastAsia="Calibri"/>
-          <w:b/>
-          <w:i w:val="0"/>
-          <w:color w:val="0A1F2E"/>
-          <w:sz w:val="36"/>
-        </w:rPr>
-        <w:t>6. Why FairBanks Is Ready</w:t>
-      </w:r>
-    </w:p>
-    <w:p>
-      <w:pPr>
-        <w:spacing w:before="80" w:after="40"/>
         <w:jc w:val="center"/>
       </w:pPr>
       <w:r>
         <w:drawing>
           <wp:inline xmlns:a="http://schemas.openxmlformats.org/drawingml/2006/main" xmlns:pic="http://schemas.openxmlformats.org/drawingml/2006/picture">
-            <wp:extent cx="4390688" cy="2926080"/>
+            <wp:extent cx="4663440" cy="3108960"/>
             <wp:docPr id="4" name="Picture 4"/>
             <wp:cNvGraphicFramePr>
               <a:graphicFrameLocks noChangeAspect="1"/>
@@ -1698,7 +747,7 @@
               <a:graphicData uri="http://schemas.openxmlformats.org/drawingml/2006/picture">
                 <pic:pic>
                   <pic:nvPicPr>
-                    <pic:cNvPr id="0" name="outreach_facilitator_canopy_01_opt.jpg"/>
+                    <pic:cNvPr id="0" name="indoor_training_audience_01_opt.jpg"/>
                     <pic:cNvPicPr/>
                   </pic:nvPicPr>
                   <pic:blipFill>
@@ -1710,7 +759,7 @@
                   <pic:spPr>
                     <a:xfrm>
                       <a:off x="0" y="0"/>
-                      <a:ext cx="4390688" cy="2926080"/>
+                      <a:ext cx="4663440" cy="3108960"/>
                     </a:xfrm>
                     <a:prstGeom prst="rect"/>
                   </pic:spPr>
@@ -1723,7 +772,7 @@
     </w:p>
     <w:p>
       <w:pPr>
-        <w:spacing w:after="200" w:before="40" w:line="288" w:lineRule="auto"/>
+        <w:spacing w:after="200"/>
         <w:jc w:val="center"/>
       </w:pPr>
       <w:r>
@@ -1734,7 +783,22 @@
           <w:color w:val="3A4A54"/>
           <w:sz w:val="18"/>
         </w:rPr>
-        <w:t>Live outreach in Kampala-area communities</w:t>
+        <w:t>We train and learn continuously — WHS extends that habit globally</w:t>
+      </w:r>
+    </w:p>
+    <w:p>
+      <w:pPr>
+        <w:spacing w:before="280" w:after="120"/>
+      </w:pPr>
+      <w:r>
+        <w:rPr>
+          <w:rFonts w:ascii="Calibri" w:hAnsi="Calibri" w:eastAsia="Calibri"/>
+          <w:b/>
+          <w:i w:val="0"/>
+          <w:color w:val="0A1F2E"/>
+          <w:sz w:val="40"/>
+        </w:rPr>
+        <w:t>What we contribute to the summit</w:t>
       </w:r>
     </w:p>
     <w:p>
@@ -1750,7 +814,7 @@
           <w:color w:val="1E2F38"/>
           <w:sz w:val="22"/>
         </w:rPr>
-        <w:t>Functioning FairBanks Medical Centre with clinic, pharmacy, and diagnostics</w:t>
+        <w:t>Stories from real outreach — what works and what fails in last-mile Uganda</w:t>
       </w:r>
     </w:p>
     <w:p>
@@ -1766,7 +830,7 @@
           <w:color w:val="1E2F38"/>
           <w:sz w:val="22"/>
         </w:rPr>
-        <w:t>Active Community Reach outreach in Bukoto, Kyebando, Kisaasi, Kamwokya, Kikaaya</w:t>
+        <w:t>A prevention-first narrative grounded in CHW/VHT practice, not hospital-centric theory</w:t>
       </w:r>
     </w:p>
     <w:p>
@@ -1782,7 +846,7 @@
           <w:color w:val="1E2F38"/>
           <w:sz w:val="22"/>
         </w:rPr>
-        <w:t>Trusted CHW and VHT relationships for household visits and referrals</w:t>
+        <w:t>Experience bridging community dialogues, clinic care, and emerging digital tools</w:t>
       </w:r>
     </w:p>
     <w:p>
@@ -1798,7 +862,93 @@
           <w:color w:val="1E2F38"/>
           <w:sz w:val="22"/>
         </w:rPr>
-        <w:t>Live programmes: maternal &amp; child health, Gericare, chronic-disease screening</w:t>
+        <w:t>Commitment to share the summit with peers who cannot travel — via briefing and open notes</w:t>
+      </w:r>
+    </w:p>
+    <w:p>
+      <w:pPr>
+        <w:jc w:val="center"/>
+      </w:pPr>
+      <w:r>
+        <w:drawing>
+          <wp:inline xmlns:a="http://schemas.openxmlformats.org/drawingml/2006/main" xmlns:pic="http://schemas.openxmlformats.org/drawingml/2006/picture">
+            <wp:extent cx="4663440" cy="3108960"/>
+            <wp:docPr id="5" name="Picture 5"/>
+            <wp:cNvGraphicFramePr>
+              <a:graphicFrameLocks noChangeAspect="1"/>
+            </wp:cNvGraphicFramePr>
+            <a:graphic>
+              <a:graphicData uri="http://schemas.openxmlformats.org/drawingml/2006/picture">
+                <pic:pic>
+                  <pic:nvPicPr>
+                    <pic:cNvPr id="0" name="outreach_bp_screening_opt.jpg"/>
+                    <pic:cNvPicPr/>
+                  </pic:nvPicPr>
+                  <pic:blipFill>
+                    <a:blip r:embed="rId13"/>
+                    <a:stretch>
+                      <a:fillRect/>
+                    </a:stretch>
+                  </pic:blipFill>
+                  <pic:spPr>
+                    <a:xfrm>
+                      <a:off x="0" y="0"/>
+                      <a:ext cx="4663440" cy="3108960"/>
+                    </a:xfrm>
+                    <a:prstGeom prst="rect"/>
+                  </pic:spPr>
+                </pic:pic>
+              </a:graphicData>
+            </a:graphic>
+          </wp:inline>
+        </w:drawing>
+      </w:r>
+    </w:p>
+    <w:p>
+      <w:pPr>
+        <w:spacing w:after="200"/>
+        <w:jc w:val="center"/>
+      </w:pPr>
+      <w:r>
+        <w:rPr>
+          <w:rFonts w:ascii="Calibri" w:hAnsi="Calibri" w:eastAsia="Calibri"/>
+          <w:b w:val="0"/>
+          <w:i/>
+          <w:color w:val="3A4A54"/>
+          <w:sz w:val="18"/>
+        </w:rPr>
+        <w:t>Prevention in practice — screening at community level</w:t>
+      </w:r>
+    </w:p>
+    <w:p>
+      <w:pPr>
+        <w:spacing w:before="280" w:after="120"/>
+      </w:pPr>
+      <w:r>
+        <w:rPr>
+          <w:rFonts w:ascii="Calibri" w:hAnsi="Calibri" w:eastAsia="Calibri"/>
+          <w:b/>
+          <w:i w:val="0"/>
+          <w:color w:val="0A1F2E"/>
+          <w:sz w:val="40"/>
+        </w:rPr>
+        <w:t>Post-summit briefing commitment</w:t>
+      </w:r>
+    </w:p>
+    <w:p>
+      <w:pPr>
+        <w:spacing w:after="160"/>
+        <w:jc w:val="left"/>
+      </w:pPr>
+      <w:r>
+        <w:rPr>
+          <w:rFonts w:ascii="Calibri" w:hAnsi="Calibri" w:eastAsia="Calibri"/>
+          <w:b w:val="0"/>
+          <w:i w:val="0"/>
+          <w:color w:val="1E2F38"/>
+          <w:sz w:val="22"/>
+        </w:rPr>
+        <w:t>FairBanks treats summit access as a responsibility to our community, not a private benefit.</w:t>
       </w:r>
     </w:p>
     <w:p>
@@ -1814,7 +964,7 @@
           <w:color w:val="1E2F38"/>
           <w:sz w:val="22"/>
         </w:rPr>
-        <w:t>Digital health records and outreach data ready to feed FCHIP</w:t>
+        <w:t>Within 30 days of return: host a community briefing for CHWs, VHTs, and FairBanks staff</w:t>
       </w:r>
     </w:p>
     <w:p>
@@ -1830,22 +980,7 @@
           <w:color w:val="1E2F38"/>
           <w:sz w:val="22"/>
         </w:rPr>
-        <w:t>Research and partnership mindset for ethical, evidence-based scale</w:t>
-      </w:r>
-    </w:p>
-    <w:p>
-      <w:pPr>
-        <w:spacing w:before="280" w:after="100"/>
-      </w:pPr>
-      <w:r>
-        <w:rPr>
-          <w:rFonts w:ascii="Calibri" w:hAnsi="Calibri" w:eastAsia="Calibri"/>
-          <w:b/>
-          <w:i w:val="0"/>
-          <w:color w:val="0A1F2E"/>
-          <w:sz w:val="36"/>
-        </w:rPr>
-        <w:t>7. Proposed Plan</w:t>
+        <w:t>Publish a simple learning note (English + local-language summary where possible) for partners</w:t>
       </w:r>
     </w:p>
     <w:p>
@@ -1861,7 +996,7 @@
           <w:color w:val="1E2F38"/>
           <w:sz w:val="22"/>
         </w:rPr>
-        <w:t>Select diverse youth nominees (clinical, community, digital) under 28</w:t>
+        <w:t>Integrate at least three summit insights into FairBanks outreach plans for Q4 2026</w:t>
       </w:r>
     </w:p>
     <w:p>
@@ -1877,7 +1012,7 @@
           <w:color w:val="1E2F38"/>
           <w:sz w:val="22"/>
         </w:rPr>
-        <w:t>Prepare a one-page FairBanks brief for networking</w:t>
+        <w:t>Present findings to FairBanks Medical Centre leadership and interested district contacts</w:t>
       </w:r>
     </w:p>
     <w:p>
@@ -1893,333 +1028,18 @@
           <w:color w:val="1E2F38"/>
           <w:sz w:val="22"/>
         </w:rPr>
-        <w:t>Attend all three summit days with a session tracking plan</w:t>
+        <w:t>Maintain connections made in Berlin through FCHIP and Community Reach partnership channels</w:t>
       </w:r>
     </w:p>
     <w:p>
       <w:pPr>
-        <w:pStyle w:val="ListBullet"/>
-        <w:spacing w:after="60"/>
-      </w:pPr>
-      <w:r>
-        <w:rPr>
-          <w:rFonts w:ascii="Calibri" w:hAnsi="Calibri" w:eastAsia="Calibri"/>
-          <w:b w:val="0"/>
-          <w:i w:val="0"/>
-          <w:color w:val="1E2F38"/>
-          <w:sz w:val="22"/>
-        </w:rPr>
-        <w:t>Host a post-summit community briefing within 30 days of return</w:t>
-      </w:r>
-    </w:p>
-    <w:p>
-      <w:pPr>
-        <w:spacing w:before="280" w:after="100"/>
-      </w:pPr>
-      <w:r>
-        <w:rPr>
-          <w:rFonts w:ascii="Calibri" w:hAnsi="Calibri" w:eastAsia="Calibri"/>
-          <w:b/>
-          <w:i w:val="0"/>
-          <w:color w:val="0A1F2E"/>
-          <w:sz w:val="36"/>
-        </w:rPr>
-        <w:t>8. Risks &amp; Safeguards</w:t>
-      </w:r>
-    </w:p>
-    <w:tbl>
-      <w:tblPr>
-        <w:tblW w:type="auto" w:w="0"/>
-        <w:jc w:val="center"/>
-        <w:tblLook w:firstColumn="1" w:firstRow="1" w:lastColumn="0" w:lastRow="0" w:noHBand="0" w:noVBand="1" w:val="04A0"/>
-      </w:tblPr>
-      <w:tblGrid>
-        <w:gridCol w:w="4896"/>
-        <w:gridCol w:w="4896"/>
-      </w:tblGrid>
-      <w:tr>
-        <w:tc>
-          <w:tcPr>
-            <w:tcW w:type="dxa" w:w="3456"/>
-            <w:shd w:fill="0D6E6E"/>
-            <w:tcBorders>
-              <w:top w:val="single" w:sz="8" w:color="0D6E6E"/>
-              <w:left w:val="single" w:sz="8" w:color="0D6E6E"/>
-              <w:bottom w:val="single" w:sz="8" w:color="0D6E6E"/>
-              <w:right w:val="single" w:sz="8" w:color="0D6E6E"/>
-            </w:tcBorders>
-          </w:tcPr>
-          <w:p>
-            <w:r/>
-            <w:r>
-              <w:rPr>
-                <w:rFonts w:ascii="Calibri" w:hAnsi="Calibri" w:eastAsia="Calibri"/>
-                <w:b/>
-                <w:i w:val="0"/>
-                <w:color w:val="FFFFFF"/>
-                <w:sz w:val="20"/>
-              </w:rPr>
-              <w:t>Risk</w:t>
-            </w:r>
-          </w:p>
-        </w:tc>
-        <w:tc>
-          <w:tcPr>
-            <w:tcW w:type="dxa" w:w="5760"/>
-            <w:shd w:fill="0D6E6E"/>
-            <w:tcBorders>
-              <w:top w:val="single" w:sz="8" w:color="0D6E6E"/>
-              <w:left w:val="single" w:sz="8" w:color="0D6E6E"/>
-              <w:bottom w:val="single" w:sz="8" w:color="0D6E6E"/>
-              <w:right w:val="single" w:sz="8" w:color="0D6E6E"/>
-            </w:tcBorders>
-          </w:tcPr>
-          <w:p>
-            <w:r/>
-            <w:r>
-              <w:rPr>
-                <w:rFonts w:ascii="Calibri" w:hAnsi="Calibri" w:eastAsia="Calibri"/>
-                <w:b/>
-                <w:i w:val="0"/>
-                <w:color w:val="FFFFFF"/>
-                <w:sz w:val="20"/>
-              </w:rPr>
-              <w:t>Mitigation</w:t>
-            </w:r>
-          </w:p>
-        </w:tc>
-      </w:tr>
-      <w:tr>
-        <w:tc>
-          <w:tcPr>
-            <w:tcW w:type="dxa" w:w="3456"/>
-            <w:tcBorders>
-              <w:top w:val="single" w:sz="8" w:color="D0DCDC"/>
-              <w:left w:val="single" w:sz="8" w:color="D0DCDC"/>
-              <w:bottom w:val="single" w:sz="8" w:color="D0DCDC"/>
-              <w:right w:val="single" w:sz="8" w:color="D0DCDC"/>
-            </w:tcBorders>
-          </w:tcPr>
-          <w:p>
-            <w:r/>
-            <w:r>
-              <w:rPr>
-                <w:rFonts w:ascii="Calibri" w:hAnsi="Calibri" w:eastAsia="Calibri"/>
-                <w:b w:val="0"/>
-                <w:i w:val="0"/>
-                <w:color w:val="1E2F38"/>
-                <w:sz w:val="20"/>
-              </w:rPr>
-              <w:t>Data quality in the field</w:t>
-            </w:r>
-          </w:p>
-        </w:tc>
-        <w:tc>
-          <w:tcPr>
-            <w:tcW w:type="dxa" w:w="5760"/>
-            <w:tcBorders>
-              <w:top w:val="single" w:sz="8" w:color="D0DCDC"/>
-              <w:left w:val="single" w:sz="8" w:color="D0DCDC"/>
-              <w:bottom w:val="single" w:sz="8" w:color="D0DCDC"/>
-              <w:right w:val="single" w:sz="8" w:color="D0DCDC"/>
-            </w:tcBorders>
-          </w:tcPr>
-          <w:p>
-            <w:r/>
-            <w:r>
-              <w:rPr>
-                <w:rFonts w:ascii="Calibri" w:hAnsi="Calibri" w:eastAsia="Calibri"/>
-                <w:b w:val="0"/>
-                <w:i w:val="0"/>
-                <w:color w:val="1E2F38"/>
-                <w:sz w:val="20"/>
-              </w:rPr>
-              <w:t>Structured forms, validation, CHW training and supervision</w:t>
-            </w:r>
-          </w:p>
-        </w:tc>
-      </w:tr>
-      <w:tr>
-        <w:tc>
-          <w:tcPr>
-            <w:tcW w:type="dxa" w:w="3456"/>
-            <w:shd w:fill="F7F5F0"/>
-            <w:tcBorders>
-              <w:top w:val="single" w:sz="8" w:color="D0DCDC"/>
-              <w:left w:val="single" w:sz="8" w:color="D0DCDC"/>
-              <w:bottom w:val="single" w:sz="8" w:color="D0DCDC"/>
-              <w:right w:val="single" w:sz="8" w:color="D0DCDC"/>
-            </w:tcBorders>
-          </w:tcPr>
-          <w:p>
-            <w:r/>
-            <w:r>
-              <w:rPr>
-                <w:rFonts w:ascii="Calibri" w:hAnsi="Calibri" w:eastAsia="Calibri"/>
-                <w:b w:val="0"/>
-                <w:i w:val="0"/>
-                <w:color w:val="1E2F38"/>
-                <w:sz w:val="20"/>
-              </w:rPr>
-              <w:t>Low digital literacy</w:t>
-            </w:r>
-          </w:p>
-        </w:tc>
-        <w:tc>
-          <w:tcPr>
-            <w:tcW w:type="dxa" w:w="5760"/>
-            <w:shd w:fill="F7F5F0"/>
-            <w:tcBorders>
-              <w:top w:val="single" w:sz="8" w:color="D0DCDC"/>
-              <w:left w:val="single" w:sz="8" w:color="D0DCDC"/>
-              <w:bottom w:val="single" w:sz="8" w:color="D0DCDC"/>
-              <w:right w:val="single" w:sz="8" w:color="D0DCDC"/>
-            </w:tcBorders>
-          </w:tcPr>
-          <w:p>
-            <w:r/>
-            <w:r>
-              <w:rPr>
-                <w:rFonts w:ascii="Calibri" w:hAnsi="Calibri" w:eastAsia="Calibri"/>
-                <w:b w:val="0"/>
-                <w:i w:val="0"/>
-                <w:color w:val="1E2F38"/>
-                <w:sz w:val="20"/>
-              </w:rPr>
-              <w:t>Simple offline UX, local-language support, supervised rollout</w:t>
-            </w:r>
-          </w:p>
-        </w:tc>
-      </w:tr>
-      <w:tr>
-        <w:tc>
-          <w:tcPr>
-            <w:tcW w:type="dxa" w:w="3456"/>
-            <w:tcBorders>
-              <w:top w:val="single" w:sz="8" w:color="D0DCDC"/>
-              <w:left w:val="single" w:sz="8" w:color="D0DCDC"/>
-              <w:bottom w:val="single" w:sz="8" w:color="D0DCDC"/>
-              <w:right w:val="single" w:sz="8" w:color="D0DCDC"/>
-            </w:tcBorders>
-          </w:tcPr>
-          <w:p>
-            <w:r/>
-            <w:r>
-              <w:rPr>
-                <w:rFonts w:ascii="Calibri" w:hAnsi="Calibri" w:eastAsia="Calibri"/>
-                <w:b w:val="0"/>
-                <w:i w:val="0"/>
-                <w:color w:val="1E2F38"/>
-                <w:sz w:val="20"/>
-              </w:rPr>
-              <w:t>Privacy and consent</w:t>
-            </w:r>
-          </w:p>
-        </w:tc>
-        <w:tc>
-          <w:tcPr>
-            <w:tcW w:type="dxa" w:w="5760"/>
-            <w:tcBorders>
-              <w:top w:val="single" w:sz="8" w:color="D0DCDC"/>
-              <w:left w:val="single" w:sz="8" w:color="D0DCDC"/>
-              <w:bottom w:val="single" w:sz="8" w:color="D0DCDC"/>
-              <w:right w:val="single" w:sz="8" w:color="D0DCDC"/>
-            </w:tcBorders>
-          </w:tcPr>
-          <w:p>
-            <w:r/>
-            <w:r>
-              <w:rPr>
-                <w:rFonts w:ascii="Calibri" w:hAnsi="Calibri" w:eastAsia="Calibri"/>
-                <w:b w:val="0"/>
-                <w:i w:val="0"/>
-                <w:color w:val="1E2F38"/>
-                <w:sz w:val="20"/>
-              </w:rPr>
-              <w:t>Ethical governance aligned with Uganda data protection rules</w:t>
-            </w:r>
-          </w:p>
-        </w:tc>
-      </w:tr>
-      <w:tr>
-        <w:tc>
-          <w:tcPr>
-            <w:tcW w:type="dxa" w:w="3456"/>
-            <w:shd w:fill="F7F5F0"/>
-            <w:tcBorders>
-              <w:top w:val="single" w:sz="8" w:color="D0DCDC"/>
-              <w:left w:val="single" w:sz="8" w:color="D0DCDC"/>
-              <w:bottom w:val="single" w:sz="8" w:color="D0DCDC"/>
-              <w:right w:val="single" w:sz="8" w:color="D0DCDC"/>
-            </w:tcBorders>
-          </w:tcPr>
-          <w:p>
-            <w:r/>
-            <w:r>
-              <w:rPr>
-                <w:rFonts w:ascii="Calibri" w:hAnsi="Calibri" w:eastAsia="Calibri"/>
-                <w:b w:val="0"/>
-                <w:i w:val="0"/>
-                <w:color w:val="1E2F38"/>
-                <w:sz w:val="20"/>
-              </w:rPr>
-              <w:t>Adoption by partners</w:t>
-            </w:r>
-          </w:p>
-        </w:tc>
-        <w:tc>
-          <w:tcPr>
-            <w:tcW w:type="dxa" w:w="5760"/>
-            <w:shd w:fill="F7F5F0"/>
-            <w:tcBorders>
-              <w:top w:val="single" w:sz="8" w:color="D0DCDC"/>
-              <w:left w:val="single" w:sz="8" w:color="D0DCDC"/>
-              <w:bottom w:val="single" w:sz="8" w:color="D0DCDC"/>
-              <w:right w:val="single" w:sz="8" w:color="D0DCDC"/>
-            </w:tcBorders>
-          </w:tcPr>
-          <w:p>
-            <w:r/>
-            <w:r>
-              <w:rPr>
-                <w:rFonts w:ascii="Calibri" w:hAnsi="Calibri" w:eastAsia="Calibri"/>
-                <w:b w:val="0"/>
-                <w:i w:val="0"/>
-                <w:color w:val="1E2F38"/>
-                <w:sz w:val="20"/>
-              </w:rPr>
-              <w:t>Co-design with CHWs, clinics, and district users from day one</w:t>
-            </w:r>
-          </w:p>
-        </w:tc>
-      </w:tr>
-    </w:tbl>
-    <w:p/>
-    <w:p>
-      <w:pPr>
-        <w:spacing w:before="280" w:after="100"/>
-      </w:pPr>
-      <w:r>
-        <w:rPr>
-          <w:rFonts w:ascii="Calibri" w:hAnsi="Calibri" w:eastAsia="Calibri"/>
-          <w:b/>
-          <w:i w:val="0"/>
-          <w:color w:val="0A1F2E"/>
-          <w:sz w:val="36"/>
-        </w:rPr>
-        <w:t>9. Closing Ask</w:t>
-      </w:r>
-    </w:p>
-    <w:p>
-      <w:pPr>
-        <w:spacing w:before="80" w:after="40"/>
         <w:jc w:val="center"/>
       </w:pPr>
       <w:r>
         <w:drawing>
           <wp:inline xmlns:a="http://schemas.openxmlformats.org/drawingml/2006/main" xmlns:pic="http://schemas.openxmlformats.org/drawingml/2006/picture">
-            <wp:extent cx="4390688" cy="2926080"/>
-            <wp:docPr id="5" name="Picture 5"/>
+            <wp:extent cx="4663440" cy="3108960"/>
+            <wp:docPr id="6" name="Picture 6"/>
             <wp:cNvGraphicFramePr>
               <a:graphicFrameLocks noChangeAspect="1"/>
             </wp:cNvGraphicFramePr>
@@ -2227,11 +1047,11 @@
               <a:graphicData uri="http://schemas.openxmlformats.org/drawingml/2006/picture">
                 <pic:pic>
                   <pic:nvPicPr>
-                    <pic:cNvPr id="0" name="outreach_audience_full_group_01_opt.jpg"/>
+                    <pic:cNvPr id="0" name="outreach_community_speaker_01_opt.jpg"/>
                     <pic:cNvPicPr/>
                   </pic:nvPicPr>
                   <pic:blipFill>
-                    <a:blip r:embed="rId13"/>
+                    <a:blip r:embed="rId14"/>
                     <a:stretch>
                       <a:fillRect/>
                     </a:stretch>
@@ -2239,7 +1059,7 @@
                   <pic:spPr>
                     <a:xfrm>
                       <a:off x="0" y="0"/>
-                      <a:ext cx="4390688" cy="2926080"/>
+                      <a:ext cx="4663440" cy="3108960"/>
                     </a:xfrm>
                     <a:prstGeom prst="rect"/>
                   </pic:spPr>
@@ -2252,7 +1072,7 @@
     </w:p>
     <w:p>
       <w:pPr>
-        <w:spacing w:after="200" w:before="40" w:line="288" w:lineRule="auto"/>
+        <w:spacing w:after="200"/>
         <w:jc w:val="center"/>
       </w:pPr>
       <w:r>
@@ -2263,12 +1083,59 @@
           <w:color w:val="3A4A54"/>
           <w:sz w:val="18"/>
         </w:rPr>
-        <w:t>From community needs to lasting health impact</w:t>
+        <w:t>Knowledge returns to community dialogues and CHW networks</w:t>
       </w:r>
     </w:p>
     <w:p>
       <w:pPr>
-        <w:spacing w:after="160" w:before="0" w:line="288" w:lineRule="auto"/>
+        <w:spacing w:before="280" w:after="120"/>
+      </w:pPr>
+      <w:r>
+        <w:rPr>
+          <w:rFonts w:ascii="Calibri" w:hAnsi="Calibri" w:eastAsia="Calibri"/>
+          <w:b/>
+          <w:i w:val="0"/>
+          <w:color w:val="0A1F2E"/>
+          <w:sz w:val="40"/>
+        </w:rPr>
+        <w:t>Travel &amp; logistics</w:t>
+      </w:r>
+    </w:p>
+    <w:p>
+      <w:pPr>
+        <w:spacing w:after="160"/>
+        <w:jc w:val="left"/>
+      </w:pPr>
+      <w:r>
+        <w:rPr>
+          <w:rFonts w:ascii="Calibri" w:hAnsi="Calibri" w:eastAsia="Calibri"/>
+          <w:b w:val="0"/>
+          <w:i/>
+          <w:color w:val="1E2F38"/>
+          <w:sz w:val="22"/>
+        </w:rPr>
+        <w:t>We understand that complimentary WHS tickets cover summit registration only. FairBanks will self-fund travel, visa, and accommodation for nominated delegates aged 28 or under, as required by the programme. This commitment is documented here — not on the cover page.</w:t>
+      </w:r>
+    </w:p>
+    <w:p>
+      <w:pPr>
+        <w:spacing w:after="160"/>
+        <w:jc w:val="left"/>
+      </w:pPr>
+      <w:r>
+        <w:rPr>
+          <w:rFonts w:ascii="Calibri" w:hAnsi="Calibri" w:eastAsia="Calibri"/>
+          <w:b w:val="0"/>
+          <w:i/>
+          <w:color w:val="3A4A54"/>
+          <w:sz w:val="18"/>
+        </w:rPr>
+        <w:t>Programme details and deadlines: see the official WHS youth group opportunity page.</w:t>
+      </w:r>
+    </w:p>
+    <w:p>
+      <w:pPr>
+        <w:spacing w:after="160"/>
         <w:jc w:val="left"/>
       </w:pPr>
       <w:r>
@@ -2276,31 +1143,15 @@
           <w:rFonts w:ascii="Calibri" w:hAnsi="Calibri" w:eastAsia="Calibri"/>
           <w:b w:val="0"/>
           <w:i w:val="0"/>
-          <w:color w:val="1E2F38"/>
-          <w:sz w:val="22"/>
+          <w:color w:val="0D6E6E"/>
+          <w:sz w:val="16"/>
         </w:rPr>
-        <w:t>WHS is stronger when community practitioners are in the room. FairBanks youth are ready to listen, contribute, and bring lessons home.</w:t>
+        <w:t>https://opportunitiesforyouth.org/2026/06/26/apply-now-world-health-summit-2025-stipend-program-for-global-health-changemakers/</w:t>
       </w:r>
     </w:p>
     <w:p>
       <w:pPr>
-        <w:spacing w:after="160" w:before="0" w:line="288" w:lineRule="auto"/>
-        <w:jc w:val="left"/>
-      </w:pPr>
-      <w:r>
-        <w:rPr>
-          <w:rFonts w:ascii="Calibri" w:hAnsi="Calibri" w:eastAsia="Calibri"/>
-          <w:b w:val="0"/>
-          <w:i w:val="0"/>
-          <w:color w:val="1E2F38"/>
-          <w:sz w:val="22"/>
-        </w:rPr>
-        <w:t>We request complimentary group tickets for our eligible delegation.</w:t>
-      </w:r>
-    </w:p>
-    <w:p>
-      <w:pPr>
-        <w:spacing w:after="160" w:before="160" w:line="288" w:lineRule="auto"/>
+        <w:spacing w:after="160"/>
         <w:jc w:val="center"/>
       </w:pPr>
       <w:r>
@@ -2312,22 +1163,6 @@
           <w:sz w:val="24"/>
         </w:rPr>
         <w:t>Your health, our mission.</w:t>
-      </w:r>
-    </w:p>
-    <w:p>
-      <w:pPr>
-        <w:spacing w:after="160" w:before="160" w:line="288" w:lineRule="auto"/>
-        <w:jc w:val="center"/>
-      </w:pPr>
-      <w:r>
-        <w:rPr>
-          <w:rFonts w:ascii="Calibri" w:hAnsi="Calibri" w:eastAsia="Calibri"/>
-          <w:b w:val="0"/>
-          <w:i/>
-          <w:color w:val="3A4A54"/>
-          <w:sz w:val="16"/>
-        </w:rPr>
-        <w:t>Aligned with: https://opportunitiesforyouth.org/2026/06/26/apply-now-world-health-summit-2025-stipend-program-for-global-health-changemakers/</w:t>
       </w:r>
     </w:p>
     <w:sectPr>

--- a/applications/whs/documents/whs_word.docx
+++ b/applications/whs/documents/whs_word.docx
@@ -36,6 +36,22 @@
     </w:p>
     <w:p>
       <w:pPr>
+        <w:spacing w:after="80"/>
+        <w:jc w:val="center"/>
+      </w:pPr>
+      <w:r>
+        <w:rPr>
+          <w:rFonts w:ascii="Calibri" w:hAnsi="Calibri" w:eastAsia="Calibri"/>
+          <w:b/>
+          <w:i/>
+          <w:color w:val="C45C26"/>
+          <w:sz w:val="26"/>
+        </w:rPr>
+        <w:t>FairBanks Community Health Intelligence Platform (FCHIP)</w:t>
+      </w:r>
+    </w:p>
+    <w:p>
+      <w:pPr>
         <w:spacing w:after="120"/>
         <w:jc w:val="center"/>
       </w:pPr>
@@ -44,8 +60,8 @@
           <w:rFonts w:ascii="Calibri" w:hAnsi="Calibri" w:eastAsia="Calibri"/>
           <w:b w:val="0"/>
           <w:i/>
-          <w:color w:val="C45C26"/>
-          <w:sz w:val="26"/>
+          <w:color w:val="3A4A54"/>
+          <w:sz w:val="24"/>
         </w:rPr>
         <w:t>Learning global prevention practice to strengthen community health at home</w:t>
       </w:r>
